--- a/PySparkConfiguration.docx
+++ b/PySparkConfiguration.docx
@@ -92,11 +92,10 @@
           <w:szCs w:val="23"/>
           <w:shd w:val="clear" w:color="auto" w:fill="FFFFFF"/>
         </w:rPr>
-        <w:t>(myTuple)</w:t>
-      </w:r>
-    </w:p>
-    <w:p>
-      <w:pPr>
+        <w:t>(</w:t>
+      </w:r>
+      <w:proofErr w:type="spellStart"/>
+      <w:r>
         <w:rPr>
           <w:rFonts w:ascii="Consolas" w:hAnsi="Consolas"/>
           <w:color w:val="000000"/>
@@ -104,6 +103,29 @@
           <w:szCs w:val="23"/>
           <w:shd w:val="clear" w:color="auto" w:fill="FFFFFF"/>
         </w:rPr>
+        <w:t>myTuple</w:t>
+      </w:r>
+      <w:proofErr w:type="spellEnd"/>
+      <w:r>
+        <w:rPr>
+          <w:rFonts w:ascii="Consolas" w:hAnsi="Consolas"/>
+          <w:color w:val="000000"/>
+          <w:sz w:val="23"/>
+          <w:szCs w:val="23"/>
+          <w:shd w:val="clear" w:color="auto" w:fill="FFFFFF"/>
+        </w:rPr>
+        <w:t>)</w:t>
+      </w:r>
+    </w:p>
+    <w:p>
+      <w:pPr>
+        <w:rPr>
+          <w:rFonts w:ascii="Consolas" w:hAnsi="Consolas"/>
+          <w:color w:val="000000"/>
+          <w:sz w:val="23"/>
+          <w:szCs w:val="23"/>
+          <w:shd w:val="clear" w:color="auto" w:fill="FFFFFF"/>
+        </w:rPr>
       </w:pPr>
     </w:p>
     <w:p>
@@ -118,6 +140,7 @@
           <w:shd w:val="clear" w:color="auto" w:fill="FFFFFF"/>
         </w:rPr>
       </w:pPr>
+      <w:proofErr w:type="spellStart"/>
       <w:proofErr w:type="gramStart"/>
       <w:r>
         <w:rPr>
@@ -131,6 +154,7 @@
         </w:rPr>
         <w:t>time.time</w:t>
       </w:r>
+      <w:proofErr w:type="spellEnd"/>
       <w:proofErr w:type="gramEnd"/>
       <w:r>
         <w:rPr>
@@ -232,6 +256,7 @@
           <w:shd w:val="clear" w:color="auto" w:fill="FFFFFF"/>
         </w:rPr>
       </w:pPr>
+      <w:proofErr w:type="spellStart"/>
       <w:proofErr w:type="gramStart"/>
       <w:r>
         <w:rPr>
@@ -243,9 +268,9 @@
           <w:szCs w:val="28"/>
           <w:shd w:val="clear" w:color="auto" w:fill="FFFFFF"/>
         </w:rPr>
-        <w:t>SparkConf(</w:t>
-      </w:r>
-      <w:proofErr w:type="gramEnd"/>
+        <w:t>SparkConf</w:t>
+      </w:r>
+      <w:proofErr w:type="spellEnd"/>
       <w:r>
         <w:rPr>
           <w:rFonts w:cstheme="minorHAnsi"/>
@@ -256,6 +281,19 @@
           <w:szCs w:val="28"/>
           <w:shd w:val="clear" w:color="auto" w:fill="FFFFFF"/>
         </w:rPr>
+        <w:t>(</w:t>
+      </w:r>
+      <w:proofErr w:type="gramEnd"/>
+      <w:r>
+        <w:rPr>
+          <w:rFonts w:cstheme="minorHAnsi"/>
+          <w:b/>
+          <w:bCs/>
+          <w:color w:val="000000"/>
+          <w:sz w:val="28"/>
+          <w:szCs w:val="28"/>
+          <w:shd w:val="clear" w:color="auto" w:fill="FFFFFF"/>
+        </w:rPr>
         <w:t>)</w:t>
       </w:r>
     </w:p>
@@ -282,6 +320,7 @@
         </w:rPr>
         <w:t xml:space="preserve">  </w:t>
       </w:r>
+      <w:proofErr w:type="spellStart"/>
       <w:r>
         <w:rPr>
           <w:rFonts w:ascii="Courier New" w:eastAsia="Times New Roman" w:hAnsi="Courier New" w:cs="Courier New"/>
@@ -289,13 +328,30 @@
         </w:rPr>
         <w:t>SparkConf</w:t>
       </w:r>
+      <w:proofErr w:type="spellEnd"/>
       <w:proofErr w:type="gramEnd"/>
       <w:r>
         <w:rPr>
           <w:rFonts w:ascii="Times New Roman" w:eastAsia="Times New Roman" w:hAnsi="Times New Roman" w:cs="Times New Roman"/>
           <w:lang w:eastAsia="en-IN"/>
         </w:rPr>
-        <w:t xml:space="preserve"> is a class in PySpark used to set Spark application configurations programmatically before initializing the Spark session.</w:t>
+        <w:t xml:space="preserve"> is a class in </w:t>
+      </w:r>
+      <w:proofErr w:type="spellStart"/>
+      <w:r>
+        <w:rPr>
+          <w:rFonts w:ascii="Times New Roman" w:eastAsia="Times New Roman" w:hAnsi="Times New Roman" w:cs="Times New Roman"/>
+          <w:lang w:eastAsia="en-IN"/>
+        </w:rPr>
+        <w:t>PySpark</w:t>
+      </w:r>
+      <w:proofErr w:type="spellEnd"/>
+      <w:r>
+        <w:rPr>
+          <w:rFonts w:ascii="Times New Roman" w:eastAsia="Times New Roman" w:hAnsi="Times New Roman" w:cs="Times New Roman"/>
+          <w:lang w:eastAsia="en-IN"/>
+        </w:rPr>
+        <w:t xml:space="preserve"> used to set Spark application configurations programmatically before initializing the Spark session.</w:t>
       </w:r>
     </w:p>
     <w:p>
@@ -329,6 +385,7 @@
         </w:rPr>
         <w:t xml:space="preserve"> is typically passed to </w:t>
       </w:r>
+      <w:proofErr w:type="spellStart"/>
       <w:r>
         <w:rPr>
           <w:rFonts w:ascii="Courier New" w:eastAsia="Times New Roman" w:hAnsi="Courier New" w:cs="Courier New"/>
@@ -336,6 +393,7 @@
         </w:rPr>
         <w:t>SparkContext</w:t>
       </w:r>
+      <w:proofErr w:type="spellEnd"/>
       <w:r>
         <w:rPr>
           <w:rFonts w:ascii="Times New Roman" w:eastAsia="Times New Roman" w:hAnsi="Times New Roman" w:cs="Times New Roman"/>
@@ -343,12 +401,21 @@
         </w:rPr>
         <w:t xml:space="preserve"> or </w:t>
       </w:r>
+      <w:proofErr w:type="spellStart"/>
       <w:r>
         <w:rPr>
           <w:rFonts w:ascii="Courier New" w:eastAsia="Times New Roman" w:hAnsi="Courier New" w:cs="Courier New"/>
           <w:lang w:eastAsia="en-IN"/>
         </w:rPr>
-        <w:t>SparkSession.builder.config()</w:t>
+        <w:t>SparkSession.builder.config</w:t>
+      </w:r>
+      <w:proofErr w:type="spellEnd"/>
+      <w:r>
+        <w:rPr>
+          <w:rFonts w:ascii="Courier New" w:eastAsia="Times New Roman" w:hAnsi="Courier New" w:cs="Courier New"/>
+          <w:lang w:eastAsia="en-IN"/>
+        </w:rPr>
+        <w:t>()</w:t>
       </w:r>
       <w:r>
         <w:rPr>
@@ -407,8 +474,21 @@
           <w:szCs w:val="28"/>
           <w:lang w:eastAsia="en-IN"/>
         </w:rPr>
-        <w:t>.setMaster</w:t>
-      </w:r>
+        <w:t>.</w:t>
+      </w:r>
+      <w:proofErr w:type="spellStart"/>
+      <w:r>
+        <w:rPr>
+          <w:rFonts w:eastAsia="Times New Roman" w:cstheme="minorHAnsi"/>
+          <w:b/>
+          <w:bCs/>
+          <w:sz w:val="28"/>
+          <w:szCs w:val="28"/>
+          <w:lang w:eastAsia="en-IN"/>
+        </w:rPr>
+        <w:t>setMaster</w:t>
+      </w:r>
+      <w:proofErr w:type="spellEnd"/>
       <w:proofErr w:type="gramEnd"/>
       <w:r>
         <w:rPr>
@@ -774,7 +854,27 @@
           <w:szCs w:val="24"/>
           <w:lang w:eastAsia="en-IN"/>
         </w:rPr>
-        <w:t>Controls how many fields are displayed when converting a DataFrame to a string.</w:t>
+        <w:t xml:space="preserve">Controls how many fields are displayed when converting a </w:t>
+      </w:r>
+      <w:proofErr w:type="spellStart"/>
+      <w:r>
+        <w:rPr>
+          <w:rFonts w:eastAsia="Times New Roman" w:cstheme="minorHAnsi"/>
+          <w:sz w:val="24"/>
+          <w:szCs w:val="24"/>
+          <w:lang w:eastAsia="en-IN"/>
+        </w:rPr>
+        <w:t>DataFrame</w:t>
+      </w:r>
+      <w:proofErr w:type="spellEnd"/>
+      <w:r>
+        <w:rPr>
+          <w:rFonts w:eastAsia="Times New Roman" w:cstheme="minorHAnsi"/>
+          <w:sz w:val="24"/>
+          <w:szCs w:val="24"/>
+          <w:lang w:eastAsia="en-IN"/>
+        </w:rPr>
+        <w:t xml:space="preserve"> to a string.</w:t>
       </w:r>
     </w:p>
     <w:p>
@@ -819,7 +919,27 @@
           <w:szCs w:val="24"/>
           <w:lang w:eastAsia="en-IN"/>
         </w:rPr>
-        <w:t>, which truncates output when printing large DataFrames.</w:t>
+        <w:t xml:space="preserve">, which truncates output when printing large </w:t>
+      </w:r>
+      <w:proofErr w:type="spellStart"/>
+      <w:r>
+        <w:rPr>
+          <w:rFonts w:eastAsia="Times New Roman" w:cstheme="minorHAnsi"/>
+          <w:sz w:val="24"/>
+          <w:szCs w:val="24"/>
+          <w:lang w:eastAsia="en-IN"/>
+        </w:rPr>
+        <w:t>DataFrames</w:t>
+      </w:r>
+      <w:proofErr w:type="spellEnd"/>
+      <w:r>
+        <w:rPr>
+          <w:rFonts w:eastAsia="Times New Roman" w:cstheme="minorHAnsi"/>
+          <w:sz w:val="24"/>
+          <w:szCs w:val="24"/>
+          <w:lang w:eastAsia="en-IN"/>
+        </w:rPr>
+        <w:t>.</w:t>
       </w:r>
     </w:p>
     <w:p>
@@ -897,7 +1017,27 @@
           <w:sz w:val="28"/>
           <w:szCs w:val="28"/>
         </w:rPr>
-        <w:t>("spark.executor.heartbeatInterval", 200000)</w:t>
+        <w:t>("</w:t>
+      </w:r>
+      <w:proofErr w:type="spellStart"/>
+      <w:r>
+        <w:rPr>
+          <w:b/>
+          <w:bCs/>
+          <w:sz w:val="28"/>
+          <w:szCs w:val="28"/>
+        </w:rPr>
+        <w:t>spark.executor.heartbeatInterval</w:t>
+      </w:r>
+      <w:proofErr w:type="spellEnd"/>
+      <w:r>
+        <w:rPr>
+          <w:b/>
+          <w:bCs/>
+          <w:sz w:val="28"/>
+          <w:szCs w:val="28"/>
+        </w:rPr>
+        <w:t>", 200000)</w:t>
       </w:r>
     </w:p>
     <w:p>
@@ -1057,7 +1197,29 @@
           <w:sz w:val="28"/>
           <w:szCs w:val="28"/>
         </w:rPr>
-        <w:t>("spark.network.timeout", 300000)</w:t>
+        <w:t>("</w:t>
+      </w:r>
+      <w:proofErr w:type="spellStart"/>
+      <w:r>
+        <w:rPr>
+          <w:rFonts w:cstheme="minorHAnsi"/>
+          <w:b/>
+          <w:bCs/>
+          <w:sz w:val="28"/>
+          <w:szCs w:val="28"/>
+        </w:rPr>
+        <w:t>spark.network.timeout</w:t>
+      </w:r>
+      <w:proofErr w:type="spellEnd"/>
+      <w:r>
+        <w:rPr>
+          <w:rFonts w:cstheme="minorHAnsi"/>
+          <w:b/>
+          <w:bCs/>
+          <w:sz w:val="28"/>
+          <w:szCs w:val="28"/>
+        </w:rPr>
+        <w:t>", 300000)</w:t>
       </w:r>
     </w:p>
     <w:p>
@@ -1208,12 +1370,42 @@
           <w:sz w:val="28"/>
           <w:szCs w:val="28"/>
         </w:rPr>
-        <w:t>("spark.sql.execution.arrow.pyspark.enabled", "true")</w:t>
-      </w:r>
-    </w:p>
-    <w:p>
-      <w:r>
-        <w:t>Enable Apache Arrow for PySpark Optimization</w:t>
+        <w:t>("</w:t>
+      </w:r>
+      <w:proofErr w:type="spellStart"/>
+      <w:r>
+        <w:rPr>
+          <w:rFonts w:cstheme="minorHAnsi"/>
+          <w:b/>
+          <w:bCs/>
+          <w:sz w:val="28"/>
+          <w:szCs w:val="28"/>
+        </w:rPr>
+        <w:t>spark.sql.execution.arrow.pyspark.enabled</w:t>
+      </w:r>
+      <w:proofErr w:type="spellEnd"/>
+      <w:r>
+        <w:rPr>
+          <w:rFonts w:cstheme="minorHAnsi"/>
+          <w:b/>
+          <w:bCs/>
+          <w:sz w:val="28"/>
+          <w:szCs w:val="28"/>
+        </w:rPr>
+        <w:t>", "true")</w:t>
+      </w:r>
+    </w:p>
+    <w:p>
+      <w:r>
+        <w:t xml:space="preserve">Enable Apache Arrow for </w:t>
+      </w:r>
+      <w:proofErr w:type="spellStart"/>
+      <w:r>
+        <w:t>PySpark</w:t>
+      </w:r>
+      <w:proofErr w:type="spellEnd"/>
+      <w:r>
+        <w:t xml:space="preserve"> Optimization</w:t>
       </w:r>
     </w:p>
     <w:p>
@@ -1279,8 +1471,17 @@
           <w:rFonts w:eastAsia="Times New Roman" w:cstheme="minorHAnsi"/>
           <w:lang w:eastAsia="en-IN"/>
         </w:rPr>
-        <w:t>using .toPandas</w:t>
-      </w:r>
+        <w:t>using .</w:t>
+      </w:r>
+      <w:proofErr w:type="spellStart"/>
+      <w:r>
+        <w:rPr>
+          <w:rFonts w:eastAsia="Times New Roman" w:cstheme="minorHAnsi"/>
+          <w:lang w:eastAsia="en-IN"/>
+        </w:rPr>
+        <w:t>toPandas</w:t>
+      </w:r>
+      <w:proofErr w:type="spellEnd"/>
       <w:proofErr w:type="gramEnd"/>
       <w:r>
         <w:rPr>
@@ -1324,7 +1525,23 @@
           <w:rFonts w:eastAsia="Times New Roman" w:cstheme="minorHAnsi"/>
           <w:lang w:eastAsia="en-IN"/>
         </w:rPr>
-        <w:t xml:space="preserve"> for faster PySpark-</w:t>
+        <w:t xml:space="preserve"> for faster </w:t>
+      </w:r>
+      <w:proofErr w:type="spellStart"/>
+      <w:r>
+        <w:rPr>
+          <w:rFonts w:eastAsia="Times New Roman" w:cstheme="minorHAnsi"/>
+          <w:lang w:eastAsia="en-IN"/>
+        </w:rPr>
+        <w:t>PySpark</w:t>
+      </w:r>
+      <w:proofErr w:type="spellEnd"/>
+      <w:r>
+        <w:rPr>
+          <w:rFonts w:eastAsia="Times New Roman" w:cstheme="minorHAnsi"/>
+          <w:lang w:eastAsia="en-IN"/>
+        </w:rPr>
+        <w:t>-</w:t>
       </w:r>
       <w:proofErr w:type="gramStart"/>
       <w:r>
@@ -1382,7 +1599,51 @@
           <w:sz w:val="28"/>
           <w:szCs w:val="28"/>
         </w:rPr>
-        <w:t>("spark.jars", jdbc_driver_path)</w:t>
+        <w:t>("</w:t>
+      </w:r>
+      <w:proofErr w:type="spellStart"/>
+      <w:r>
+        <w:rPr>
+          <w:rFonts w:cstheme="minorHAnsi"/>
+          <w:b/>
+          <w:bCs/>
+          <w:sz w:val="28"/>
+          <w:szCs w:val="28"/>
+        </w:rPr>
+        <w:t>spark.jars</w:t>
+      </w:r>
+      <w:proofErr w:type="spellEnd"/>
+      <w:r>
+        <w:rPr>
+          <w:rFonts w:cstheme="minorHAnsi"/>
+          <w:b/>
+          <w:bCs/>
+          <w:sz w:val="28"/>
+          <w:szCs w:val="28"/>
+        </w:rPr>
+        <w:t xml:space="preserve">", </w:t>
+      </w:r>
+      <w:proofErr w:type="spellStart"/>
+      <w:r>
+        <w:rPr>
+          <w:rFonts w:cstheme="minorHAnsi"/>
+          <w:b/>
+          <w:bCs/>
+          <w:sz w:val="28"/>
+          <w:szCs w:val="28"/>
+        </w:rPr>
+        <w:t>jdbc_driver_path</w:t>
+      </w:r>
+      <w:proofErr w:type="spellEnd"/>
+      <w:r>
+        <w:rPr>
+          <w:rFonts w:cstheme="minorHAnsi"/>
+          <w:b/>
+          <w:bCs/>
+          <w:sz w:val="28"/>
+          <w:szCs w:val="28"/>
+        </w:rPr>
+        <w:t>)</w:t>
       </w:r>
     </w:p>
     <w:p>
@@ -1445,12 +1706,21 @@
           <w:bCs/>
         </w:rPr>
       </w:pPr>
-      <w:r>
-        <w:rPr>
-          <w:rFonts w:eastAsia="Times New Roman" w:cstheme="minorHAnsi"/>
-          <w:lang w:eastAsia="en-IN"/>
-        </w:rPr>
-        <w:t xml:space="preserve">jdbc_driver_path should be the </w:t>
+      <w:proofErr w:type="spellStart"/>
+      <w:r>
+        <w:rPr>
+          <w:rFonts w:eastAsia="Times New Roman" w:cstheme="minorHAnsi"/>
+          <w:lang w:eastAsia="en-IN"/>
+        </w:rPr>
+        <w:t>jdbc_driver_path</w:t>
+      </w:r>
+      <w:proofErr w:type="spellEnd"/>
+      <w:r>
+        <w:rPr>
+          <w:rFonts w:eastAsia="Times New Roman" w:cstheme="minorHAnsi"/>
+          <w:lang w:eastAsia="en-IN"/>
+        </w:rPr>
+        <w:t xml:space="preserve"> should be the </w:t>
       </w:r>
       <w:r>
         <w:rPr>
@@ -1517,7 +1787,29 @@
           <w:sz w:val="28"/>
           <w:szCs w:val="28"/>
         </w:rPr>
-        <w:t>("spark.ui.port", 4040)</w:t>
+        <w:t>("</w:t>
+      </w:r>
+      <w:proofErr w:type="spellStart"/>
+      <w:r>
+        <w:rPr>
+          <w:rFonts w:cstheme="minorHAnsi"/>
+          <w:b/>
+          <w:bCs/>
+          <w:sz w:val="28"/>
+          <w:szCs w:val="28"/>
+        </w:rPr>
+        <w:t>spark.ui.port</w:t>
+      </w:r>
+      <w:proofErr w:type="spellEnd"/>
+      <w:r>
+        <w:rPr>
+          <w:rFonts w:cstheme="minorHAnsi"/>
+          <w:b/>
+          <w:bCs/>
+          <w:sz w:val="28"/>
+          <w:szCs w:val="28"/>
+        </w:rPr>
+        <w:t>", 4040)</w:t>
       </w:r>
     </w:p>
     <w:p>
@@ -1673,7 +1965,29 @@
           <w:sz w:val="28"/>
           <w:szCs w:val="28"/>
         </w:rPr>
-        <w:t>("spark.driver.cores", "5")</w:t>
+        <w:t>("</w:t>
+      </w:r>
+      <w:proofErr w:type="spellStart"/>
+      <w:r>
+        <w:rPr>
+          <w:rFonts w:asciiTheme="minorHAnsi" w:hAnsiTheme="minorHAnsi" w:cstheme="minorHAnsi"/>
+          <w:b/>
+          <w:bCs/>
+          <w:sz w:val="28"/>
+          <w:szCs w:val="28"/>
+        </w:rPr>
+        <w:t>spark.driver.cores</w:t>
+      </w:r>
+      <w:proofErr w:type="spellEnd"/>
+      <w:r>
+        <w:rPr>
+          <w:rFonts w:asciiTheme="minorHAnsi" w:hAnsiTheme="minorHAnsi" w:cstheme="minorHAnsi"/>
+          <w:b/>
+          <w:bCs/>
+          <w:sz w:val="28"/>
+          <w:szCs w:val="28"/>
+        </w:rPr>
+        <w:t>", "5")</w:t>
       </w:r>
     </w:p>
     <w:p>
@@ -1841,7 +2155,31 @@
           <w:szCs w:val="28"/>
           <w:lang w:eastAsia="en-IN"/>
         </w:rPr>
-        <w:t>("spark.executor.cores", "5")</w:t>
+        <w:t>("</w:t>
+      </w:r>
+      <w:proofErr w:type="spellStart"/>
+      <w:r>
+        <w:rPr>
+          <w:rFonts w:eastAsia="Times New Roman" w:cstheme="minorHAnsi"/>
+          <w:b/>
+          <w:bCs/>
+          <w:sz w:val="28"/>
+          <w:szCs w:val="28"/>
+          <w:lang w:eastAsia="en-IN"/>
+        </w:rPr>
+        <w:t>spark.executor.cores</w:t>
+      </w:r>
+      <w:proofErr w:type="spellEnd"/>
+      <w:r>
+        <w:rPr>
+          <w:rFonts w:eastAsia="Times New Roman" w:cstheme="minorHAnsi"/>
+          <w:b/>
+          <w:bCs/>
+          <w:sz w:val="28"/>
+          <w:szCs w:val="28"/>
+          <w:lang w:eastAsia="en-IN"/>
+        </w:rPr>
+        <w:t>", "5")</w:t>
       </w:r>
     </w:p>
     <w:p>
@@ -2011,7 +2349,31 @@
           <w:szCs w:val="28"/>
           <w:lang w:eastAsia="en-IN"/>
         </w:rPr>
-        <w:t>("spark.driver.memory", "1G")</w:t>
+        <w:t>("</w:t>
+      </w:r>
+      <w:proofErr w:type="spellStart"/>
+      <w:r>
+        <w:rPr>
+          <w:rFonts w:eastAsia="Times New Roman" w:cstheme="minorHAnsi"/>
+          <w:b/>
+          <w:bCs/>
+          <w:sz w:val="28"/>
+          <w:szCs w:val="28"/>
+          <w:lang w:eastAsia="en-IN"/>
+        </w:rPr>
+        <w:t>spark.driver.memory</w:t>
+      </w:r>
+      <w:proofErr w:type="spellEnd"/>
+      <w:r>
+        <w:rPr>
+          <w:rFonts w:eastAsia="Times New Roman" w:cstheme="minorHAnsi"/>
+          <w:b/>
+          <w:bCs/>
+          <w:sz w:val="28"/>
+          <w:szCs w:val="28"/>
+          <w:lang w:eastAsia="en-IN"/>
+        </w:rPr>
+        <w:t>", "1G")</w:t>
       </w:r>
     </w:p>
     <w:p>
@@ -2090,7 +2452,23 @@
           <w:rFonts w:eastAsia="Times New Roman" w:cstheme="minorHAnsi"/>
           <w:lang w:eastAsia="en-IN"/>
         </w:rPr>
-        <w:t>Higher values are needed when dealing with large DataFrames.</w:t>
+        <w:t xml:space="preserve">Higher values are needed when dealing with large </w:t>
+      </w:r>
+      <w:proofErr w:type="spellStart"/>
+      <w:r>
+        <w:rPr>
+          <w:rFonts w:eastAsia="Times New Roman" w:cstheme="minorHAnsi"/>
+          <w:lang w:eastAsia="en-IN"/>
+        </w:rPr>
+        <w:t>DataFrames</w:t>
+      </w:r>
+      <w:proofErr w:type="spellEnd"/>
+      <w:r>
+        <w:rPr>
+          <w:rFonts w:eastAsia="Times New Roman" w:cstheme="minorHAnsi"/>
+          <w:lang w:eastAsia="en-IN"/>
+        </w:rPr>
+        <w:t>.</w:t>
       </w:r>
     </w:p>
     <w:p>
@@ -2145,7 +2523,31 @@
           <w:szCs w:val="28"/>
           <w:lang w:eastAsia="en-IN"/>
         </w:rPr>
-        <w:t>("spark.executor.memory", "1G")</w:t>
+        <w:t>("</w:t>
+      </w:r>
+      <w:proofErr w:type="spellStart"/>
+      <w:r>
+        <w:rPr>
+          <w:rFonts w:eastAsia="Times New Roman" w:cstheme="minorHAnsi"/>
+          <w:b/>
+          <w:bCs/>
+          <w:sz w:val="28"/>
+          <w:szCs w:val="28"/>
+          <w:lang w:eastAsia="en-IN"/>
+        </w:rPr>
+        <w:t>spark.executor.memory</w:t>
+      </w:r>
+      <w:proofErr w:type="spellEnd"/>
+      <w:r>
+        <w:rPr>
+          <w:rFonts w:eastAsia="Times New Roman" w:cstheme="minorHAnsi"/>
+          <w:b/>
+          <w:bCs/>
+          <w:sz w:val="28"/>
+          <w:szCs w:val="28"/>
+          <w:lang w:eastAsia="en-IN"/>
+        </w:rPr>
+        <w:t>", "1G")</w:t>
       </w:r>
     </w:p>
     <w:p>
@@ -2209,14 +2611,25 @@
         </w:rPr>
         <w:t xml:space="preserve">More memory prevents </w:t>
       </w:r>
-      <w:r>
-        <w:rPr>
-          <w:rFonts w:eastAsia="Times New Roman" w:cstheme="minorHAnsi"/>
-          <w:b/>
-          <w:bCs/>
-          <w:lang w:eastAsia="en-IN"/>
-        </w:rPr>
-        <w:t>OutOfMemory (OOM) errors</w:t>
+      <w:proofErr w:type="spellStart"/>
+      <w:r>
+        <w:rPr>
+          <w:rFonts w:eastAsia="Times New Roman" w:cstheme="minorHAnsi"/>
+          <w:b/>
+          <w:bCs/>
+          <w:lang w:eastAsia="en-IN"/>
+        </w:rPr>
+        <w:t>OutOfMemory</w:t>
+      </w:r>
+      <w:proofErr w:type="spellEnd"/>
+      <w:r>
+        <w:rPr>
+          <w:rFonts w:eastAsia="Times New Roman" w:cstheme="minorHAnsi"/>
+          <w:b/>
+          <w:bCs/>
+          <w:lang w:eastAsia="en-IN"/>
+        </w:rPr>
+        <w:t xml:space="preserve"> (OOM) errors</w:t>
       </w:r>
       <w:r>
         <w:rPr>
@@ -2269,7 +2682,31 @@
           <w:szCs w:val="28"/>
           <w:lang w:eastAsia="en-IN"/>
         </w:rPr>
-        <w:t>("spark.executor.instances", "2")</w:t>
+        <w:t>("</w:t>
+      </w:r>
+      <w:proofErr w:type="spellStart"/>
+      <w:r>
+        <w:rPr>
+          <w:rFonts w:eastAsia="Times New Roman" w:cstheme="minorHAnsi"/>
+          <w:b/>
+          <w:bCs/>
+          <w:sz w:val="28"/>
+          <w:szCs w:val="28"/>
+          <w:lang w:eastAsia="en-IN"/>
+        </w:rPr>
+        <w:t>spark.executor.instances</w:t>
+      </w:r>
+      <w:proofErr w:type="spellEnd"/>
+      <w:r>
+        <w:rPr>
+          <w:rFonts w:eastAsia="Times New Roman" w:cstheme="minorHAnsi"/>
+          <w:b/>
+          <w:bCs/>
+          <w:sz w:val="28"/>
+          <w:szCs w:val="28"/>
+          <w:lang w:eastAsia="en-IN"/>
+        </w:rPr>
+        <w:t>", "2")</w:t>
       </w:r>
     </w:p>
     <w:p>
@@ -2408,8 +2845,20 @@
           <w:sz w:val="28"/>
           <w:szCs w:val="28"/>
         </w:rPr>
-        <w:t>.setAppName</w:t>
-      </w:r>
+        <w:t>.</w:t>
+      </w:r>
+      <w:proofErr w:type="spellStart"/>
+      <w:r>
+        <w:rPr>
+          <w:rFonts w:cstheme="minorHAnsi"/>
+          <w:b/>
+          <w:bCs/>
+          <w:sz w:val="28"/>
+          <w:szCs w:val="28"/>
+        </w:rPr>
+        <w:t>setAppName</w:t>
+      </w:r>
+      <w:proofErr w:type="spellEnd"/>
       <w:proofErr w:type="gramEnd"/>
       <w:r>
         <w:rPr>
@@ -2516,14 +2965,25 @@
         </w:rPr>
         <w:t xml:space="preserve">"PYSPARK_MSSQL" suggests that this application is related to </w:t>
       </w:r>
-      <w:r>
-        <w:rPr>
-          <w:rFonts w:eastAsia="Times New Roman" w:cstheme="minorHAnsi"/>
-          <w:b/>
-          <w:bCs/>
-          <w:lang w:eastAsia="en-IN"/>
-        </w:rPr>
-        <w:t>PySpark and Microsoft SQL Server</w:t>
+      <w:proofErr w:type="spellStart"/>
+      <w:r>
+        <w:rPr>
+          <w:rFonts w:eastAsia="Times New Roman" w:cstheme="minorHAnsi"/>
+          <w:b/>
+          <w:bCs/>
+          <w:lang w:eastAsia="en-IN"/>
+        </w:rPr>
+        <w:t>PySpark</w:t>
+      </w:r>
+      <w:proofErr w:type="spellEnd"/>
+      <w:r>
+        <w:rPr>
+          <w:rFonts w:eastAsia="Times New Roman" w:cstheme="minorHAnsi"/>
+          <w:b/>
+          <w:bCs/>
+          <w:lang w:eastAsia="en-IN"/>
+        </w:rPr>
+        <w:t xml:space="preserve"> and Microsoft SQL Server</w:t>
       </w:r>
       <w:r>
         <w:rPr>
@@ -2567,9 +3027,9 @@
           <w:sz w:val="28"/>
           <w:szCs w:val="28"/>
         </w:rPr>
-        <w:t>spark = SparkSession.builder.config(conf=conf</w:t>
-      </w:r>
-      <w:proofErr w:type="gramStart"/>
+        <w:t xml:space="preserve">spark = </w:t>
+      </w:r>
+      <w:proofErr w:type="spellStart"/>
       <w:r>
         <w:rPr>
           <w:rFonts w:cstheme="minorHAnsi"/>
@@ -2578,9 +3038,9 @@
           <w:sz w:val="28"/>
           <w:szCs w:val="28"/>
         </w:rPr>
-        <w:t>).getOrCreate</w:t>
-      </w:r>
-      <w:proofErr w:type="gramEnd"/>
+        <w:t>SparkSession.builder.config</w:t>
+      </w:r>
+      <w:proofErr w:type="spellEnd"/>
       <w:r>
         <w:rPr>
           <w:rFonts w:cstheme="minorHAnsi"/>
@@ -2589,11 +3049,10 @@
           <w:sz w:val="28"/>
           <w:szCs w:val="28"/>
         </w:rPr>
-        <w:t>()</w:t>
-      </w:r>
-    </w:p>
-    <w:p>
-      <w:pPr>
+        <w:t>(conf=conf</w:t>
+      </w:r>
+      <w:proofErr w:type="gramStart"/>
+      <w:r>
         <w:rPr>
           <w:rFonts w:cstheme="minorHAnsi"/>
           <w:b/>
@@ -2601,6 +3060,41 @@
           <w:sz w:val="28"/>
           <w:szCs w:val="28"/>
         </w:rPr>
+        <w:t>).</w:t>
+      </w:r>
+      <w:proofErr w:type="spellStart"/>
+      <w:r>
+        <w:rPr>
+          <w:rFonts w:cstheme="minorHAnsi"/>
+          <w:b/>
+          <w:bCs/>
+          <w:sz w:val="28"/>
+          <w:szCs w:val="28"/>
+        </w:rPr>
+        <w:t>getOrCreate</w:t>
+      </w:r>
+      <w:proofErr w:type="spellEnd"/>
+      <w:proofErr w:type="gramEnd"/>
+      <w:r>
+        <w:rPr>
+          <w:rFonts w:cstheme="minorHAnsi"/>
+          <w:b/>
+          <w:bCs/>
+          <w:sz w:val="28"/>
+          <w:szCs w:val="28"/>
+        </w:rPr>
+        <w:t>()</w:t>
+      </w:r>
+    </w:p>
+    <w:p>
+      <w:pPr>
+        <w:rPr>
+          <w:rFonts w:cstheme="minorHAnsi"/>
+          <w:b/>
+          <w:bCs/>
+          <w:sz w:val="28"/>
+          <w:szCs w:val="28"/>
+        </w:rPr>
       </w:pPr>
     </w:p>
     <w:p>
@@ -2619,6 +3113,7 @@
         <w:lastRenderedPageBreak/>
         <w:t></w:t>
       </w:r>
+      <w:proofErr w:type="spellStart"/>
       <w:r>
         <w:rPr>
           <w:rFonts w:eastAsia="Times New Roman" w:cstheme="minorHAnsi"/>
@@ -2628,6 +3123,7 @@
         </w:rPr>
         <w:t>SparkSession.builder</w:t>
       </w:r>
+      <w:proofErr w:type="spellEnd"/>
     </w:p>
     <w:p>
       <w:pPr>
@@ -2648,6 +3144,7 @@
         </w:rPr>
         <w:t xml:space="preserve">This is the entry point to create a </w:t>
       </w:r>
+      <w:proofErr w:type="spellStart"/>
       <w:r>
         <w:rPr>
           <w:rFonts w:eastAsia="Times New Roman" w:cstheme="minorHAnsi"/>
@@ -2657,6 +3154,7 @@
         </w:rPr>
         <w:t>SparkSession</w:t>
       </w:r>
+      <w:proofErr w:type="spellEnd"/>
       <w:r>
         <w:rPr>
           <w:rFonts w:eastAsia="Times New Roman" w:cstheme="minorHAnsi"/>
@@ -2684,14 +3182,25 @@
         </w:rPr>
         <w:t xml:space="preserve">It is required to work with </w:t>
       </w:r>
-      <w:r>
-        <w:rPr>
-          <w:rFonts w:eastAsia="Times New Roman" w:cstheme="minorHAnsi"/>
-          <w:b/>
-          <w:bCs/>
-          <w:lang w:eastAsia="en-IN"/>
-        </w:rPr>
-        <w:t>DataFrames, SQL, and Hive tables</w:t>
+      <w:proofErr w:type="spellStart"/>
+      <w:r>
+        <w:rPr>
+          <w:rFonts w:eastAsia="Times New Roman" w:cstheme="minorHAnsi"/>
+          <w:b/>
+          <w:bCs/>
+          <w:lang w:eastAsia="en-IN"/>
+        </w:rPr>
+        <w:t>DataFrames</w:t>
+      </w:r>
+      <w:proofErr w:type="spellEnd"/>
+      <w:r>
+        <w:rPr>
+          <w:rFonts w:eastAsia="Times New Roman" w:cstheme="minorHAnsi"/>
+          <w:b/>
+          <w:bCs/>
+          <w:lang w:eastAsia="en-IN"/>
+        </w:rPr>
+        <w:t>, SQL, and Hive tables</w:t>
       </w:r>
       <w:r>
         <w:rPr>
@@ -2756,13 +3265,22 @@
         </w:rPr>
         <w:t xml:space="preserve">This applies the configuration settings stored in the conf object (which is created using </w:t>
       </w:r>
+      <w:proofErr w:type="spellStart"/>
       <w:proofErr w:type="gramStart"/>
       <w:r>
         <w:rPr>
           <w:rFonts w:eastAsia="Times New Roman" w:cstheme="minorHAnsi"/>
           <w:lang w:eastAsia="en-IN"/>
         </w:rPr>
-        <w:t>SparkConf(</w:t>
+        <w:t>SparkConf</w:t>
+      </w:r>
+      <w:proofErr w:type="spellEnd"/>
+      <w:r>
+        <w:rPr>
+          <w:rFonts w:eastAsia="Times New Roman" w:cstheme="minorHAnsi"/>
+          <w:lang w:eastAsia="en-IN"/>
+        </w:rPr>
+        <w:t>(</w:t>
       </w:r>
       <w:proofErr w:type="gramEnd"/>
       <w:r>
@@ -2818,6 +3336,7 @@
         </w:rPr>
         <w:t>.</w:t>
       </w:r>
+      <w:proofErr w:type="spellStart"/>
       <w:proofErr w:type="gramEnd"/>
       <w:r>
         <w:rPr>
@@ -2826,7 +3345,17 @@
           <w:bCs/>
           <w:lang w:eastAsia="en-IN"/>
         </w:rPr>
-        <w:t>getOrCreate()</w:t>
+        <w:t>getOrCreate</w:t>
+      </w:r>
+      <w:proofErr w:type="spellEnd"/>
+      <w:r>
+        <w:rPr>
+          <w:rFonts w:eastAsia="Times New Roman" w:cstheme="minorHAnsi"/>
+          <w:b/>
+          <w:bCs/>
+          <w:lang w:eastAsia="en-IN"/>
+        </w:rPr>
+        <w:t>()</w:t>
       </w:r>
     </w:p>
     <w:p>
@@ -2951,6 +3480,7 @@
           <w:szCs w:val="28"/>
         </w:rPr>
       </w:pPr>
+      <w:proofErr w:type="spellStart"/>
       <w:r>
         <w:rPr>
           <w:rFonts w:cstheme="minorHAnsi"/>
@@ -2961,6 +3491,7 @@
         </w:rPr>
         <w:t>SparkContext</w:t>
       </w:r>
+      <w:proofErr w:type="spellEnd"/>
     </w:p>
     <w:p>
       <w:pPr>
@@ -2977,21 +3508,43 @@
           <w:szCs w:val="24"/>
           <w:shd w:val="clear" w:color="auto" w:fill="FFFFFF"/>
         </w:rPr>
-        <w:t>A SparkContext is </w:t>
-      </w:r>
-      <w:r>
-        <w:rPr>
+        <w:t xml:space="preserve">A </w:t>
+      </w:r>
+      <w:proofErr w:type="spellStart"/>
+      <w:r>
+        <w:rPr>
+          <w:rFonts w:ascii="Arial" w:hAnsi="Arial" w:cs="Arial"/>
+          <w:color w:val="001D35"/>
           <w:sz w:val="24"/>
           <w:szCs w:val="24"/>
-        </w:rPr>
-        <w:t>a connection to a Spark cluster that allows an application to access Spark's components</w:t>
-      </w:r>
-    </w:p>
-    <w:p>
-      <w:pPr>
-        <w:rPr>
+          <w:shd w:val="clear" w:color="auto" w:fill="FFFFFF"/>
+        </w:rPr>
+        <w:t>SparkContext</w:t>
+      </w:r>
+      <w:proofErr w:type="spellEnd"/>
+      <w:r>
+        <w:rPr>
+          <w:rFonts w:ascii="Arial" w:hAnsi="Arial" w:cs="Arial"/>
+          <w:color w:val="001D35"/>
           <w:sz w:val="24"/>
           <w:szCs w:val="24"/>
+          <w:shd w:val="clear" w:color="auto" w:fill="FFFFFF"/>
+        </w:rPr>
+        <w:t xml:space="preserve"> is </w:t>
+      </w:r>
+      <w:r>
+        <w:rPr>
+          <w:sz w:val="24"/>
+          <w:szCs w:val="24"/>
+        </w:rPr>
+        <w:t>a connection to a Spark cluster that allows an application to access Spark's components</w:t>
+      </w:r>
+    </w:p>
+    <w:p>
+      <w:pPr>
+        <w:rPr>
+          <w:sz w:val="24"/>
+          <w:szCs w:val="24"/>
         </w:rPr>
       </w:pPr>
     </w:p>
@@ -3004,6 +3557,7 @@
           <w:szCs w:val="28"/>
         </w:rPr>
       </w:pPr>
+      <w:proofErr w:type="spellStart"/>
       <w:r>
         <w:rPr>
           <w:b/>
@@ -3011,9 +3565,9 @@
           <w:sz w:val="28"/>
           <w:szCs w:val="28"/>
         </w:rPr>
-        <w:t xml:space="preserve">sc = </w:t>
-      </w:r>
-      <w:proofErr w:type="gramStart"/>
+        <w:t>sc</w:t>
+      </w:r>
+      <w:proofErr w:type="spellEnd"/>
       <w:r>
         <w:rPr>
           <w:b/>
@@ -3021,8 +3575,20 @@
           <w:sz w:val="28"/>
           <w:szCs w:val="28"/>
         </w:rPr>
+        <w:t xml:space="preserve"> = </w:t>
+      </w:r>
+      <w:proofErr w:type="spellStart"/>
+      <w:proofErr w:type="gramStart"/>
+      <w:r>
+        <w:rPr>
+          <w:b/>
+          <w:bCs/>
+          <w:sz w:val="28"/>
+          <w:szCs w:val="28"/>
+        </w:rPr>
         <w:t>spark.sparkContext</w:t>
       </w:r>
+      <w:proofErr w:type="spellEnd"/>
       <w:proofErr w:type="gramEnd"/>
     </w:p>
     <w:p>
@@ -3045,6 +3611,7 @@
         </w:rPr>
         <w:t xml:space="preserve">Extracts the </w:t>
       </w:r>
+      <w:proofErr w:type="spellStart"/>
       <w:r>
         <w:rPr>
           <w:rFonts w:eastAsia="Times New Roman" w:cstheme="minorHAnsi"/>
@@ -3054,12 +3621,29 @@
         </w:rPr>
         <w:t>SparkContext</w:t>
       </w:r>
-      <w:r>
-        <w:rPr>
-          <w:rFonts w:eastAsia="Times New Roman" w:cstheme="minorHAnsi"/>
-          <w:lang w:eastAsia="en-IN"/>
-        </w:rPr>
-        <w:t xml:space="preserve"> from the SparkSession.</w:t>
+      <w:proofErr w:type="spellEnd"/>
+      <w:r>
+        <w:rPr>
+          <w:rFonts w:eastAsia="Times New Roman" w:cstheme="minorHAnsi"/>
+          <w:lang w:eastAsia="en-IN"/>
+        </w:rPr>
+        <w:t xml:space="preserve"> from the </w:t>
+      </w:r>
+      <w:proofErr w:type="spellStart"/>
+      <w:r>
+        <w:rPr>
+          <w:rFonts w:eastAsia="Times New Roman" w:cstheme="minorHAnsi"/>
+          <w:lang w:eastAsia="en-IN"/>
+        </w:rPr>
+        <w:t>SparkSession</w:t>
+      </w:r>
+      <w:proofErr w:type="spellEnd"/>
+      <w:r>
+        <w:rPr>
+          <w:rFonts w:eastAsia="Times New Roman" w:cstheme="minorHAnsi"/>
+          <w:lang w:eastAsia="en-IN"/>
+        </w:rPr>
+        <w:t>.</w:t>
       </w:r>
     </w:p>
     <w:p>
@@ -3082,14 +3666,45 @@
         </w:rPr>
         <w:t xml:space="preserve">The </w:t>
       </w:r>
-      <w:r>
-        <w:rPr>
-          <w:rFonts w:eastAsia="Times New Roman" w:cstheme="minorHAnsi"/>
-          <w:b/>
-          <w:bCs/>
-          <w:lang w:eastAsia="en-IN"/>
-        </w:rPr>
-        <w:t>SparkContext (sc)</w:t>
+      <w:proofErr w:type="spellStart"/>
+      <w:r>
+        <w:rPr>
+          <w:rFonts w:eastAsia="Times New Roman" w:cstheme="minorHAnsi"/>
+          <w:b/>
+          <w:bCs/>
+          <w:lang w:eastAsia="en-IN"/>
+        </w:rPr>
+        <w:t>SparkContext</w:t>
+      </w:r>
+      <w:proofErr w:type="spellEnd"/>
+      <w:r>
+        <w:rPr>
+          <w:rFonts w:eastAsia="Times New Roman" w:cstheme="minorHAnsi"/>
+          <w:b/>
+          <w:bCs/>
+          <w:lang w:eastAsia="en-IN"/>
+        </w:rPr>
+        <w:t xml:space="preserve"> (</w:t>
+      </w:r>
+      <w:proofErr w:type="spellStart"/>
+      <w:r>
+        <w:rPr>
+          <w:rFonts w:eastAsia="Times New Roman" w:cstheme="minorHAnsi"/>
+          <w:b/>
+          <w:bCs/>
+          <w:lang w:eastAsia="en-IN"/>
+        </w:rPr>
+        <w:t>sc</w:t>
+      </w:r>
+      <w:proofErr w:type="spellEnd"/>
+      <w:r>
+        <w:rPr>
+          <w:rFonts w:eastAsia="Times New Roman" w:cstheme="minorHAnsi"/>
+          <w:b/>
+          <w:bCs/>
+          <w:lang w:eastAsia="en-IN"/>
+        </w:rPr>
+        <w:t>)</w:t>
       </w:r>
       <w:r>
         <w:rPr>
@@ -3133,7 +3748,39 @@
           <w:rFonts w:eastAsia="Times New Roman" w:cstheme="minorHAnsi"/>
           <w:lang w:eastAsia="en-IN"/>
         </w:rPr>
-        <w:t>Even though SparkSession is the new standard in Spark 2.x+, SparkContext is still used internally for job execution</w:t>
+        <w:t xml:space="preserve">Even though </w:t>
+      </w:r>
+      <w:proofErr w:type="spellStart"/>
+      <w:r>
+        <w:rPr>
+          <w:rFonts w:eastAsia="Times New Roman" w:cstheme="minorHAnsi"/>
+          <w:lang w:eastAsia="en-IN"/>
+        </w:rPr>
+        <w:t>SparkSession</w:t>
+      </w:r>
+      <w:proofErr w:type="spellEnd"/>
+      <w:r>
+        <w:rPr>
+          <w:rFonts w:eastAsia="Times New Roman" w:cstheme="minorHAnsi"/>
+          <w:lang w:eastAsia="en-IN"/>
+        </w:rPr>
+        <w:t xml:space="preserve"> is the new standard in Spark 2.x+, </w:t>
+      </w:r>
+      <w:proofErr w:type="spellStart"/>
+      <w:r>
+        <w:rPr>
+          <w:rFonts w:eastAsia="Times New Roman" w:cstheme="minorHAnsi"/>
+          <w:lang w:eastAsia="en-IN"/>
+        </w:rPr>
+        <w:t>SparkContext</w:t>
+      </w:r>
+      <w:proofErr w:type="spellEnd"/>
+      <w:r>
+        <w:rPr>
+          <w:rFonts w:eastAsia="Times New Roman" w:cstheme="minorHAnsi"/>
+          <w:lang w:eastAsia="en-IN"/>
+        </w:rPr>
+        <w:t xml:space="preserve"> is still used internally for job execution</w:t>
       </w:r>
     </w:p>
     <w:p>
@@ -3157,6 +3804,7 @@
           <w:lang w:eastAsia="en-IN"/>
         </w:rPr>
       </w:pPr>
+      <w:proofErr w:type="spellStart"/>
       <w:proofErr w:type="gramStart"/>
       <w:r>
         <w:rPr>
@@ -3169,6 +3817,7 @@
         </w:rPr>
         <w:t>sc.setLogLevel</w:t>
       </w:r>
+      <w:proofErr w:type="spellEnd"/>
       <w:proofErr w:type="gramEnd"/>
       <w:r>
         <w:rPr>
@@ -3223,14 +3872,25 @@
           <w:lang w:eastAsia="en-IN"/>
         </w:rPr>
       </w:pPr>
-      <w:r>
-        <w:rPr>
-          <w:rFonts w:eastAsia="Times New Roman" w:cstheme="minorHAnsi"/>
-          <w:b/>
-          <w:bCs/>
-          <w:lang w:eastAsia="en-IN"/>
-        </w:rPr>
-        <w:t>setLogLevel("WARN")</w:t>
+      <w:proofErr w:type="spellStart"/>
+      <w:r>
+        <w:rPr>
+          <w:rFonts w:eastAsia="Times New Roman" w:cstheme="minorHAnsi"/>
+          <w:b/>
+          <w:bCs/>
+          <w:lang w:eastAsia="en-IN"/>
+        </w:rPr>
+        <w:t>setLogLevel</w:t>
+      </w:r>
+      <w:proofErr w:type="spellEnd"/>
+      <w:r>
+        <w:rPr>
+          <w:rFonts w:eastAsia="Times New Roman" w:cstheme="minorHAnsi"/>
+          <w:b/>
+          <w:bCs/>
+          <w:lang w:eastAsia="en-IN"/>
+        </w:rPr>
+        <w:t>("WARN")</w:t>
       </w:r>
       <w:r>
         <w:rPr>
@@ -3474,6 +4134,7 @@
         </w:rPr>
         <w:t>"</w:t>
       </w:r>
+      <w:proofErr w:type="spellStart"/>
       <w:proofErr w:type="gramStart"/>
       <w:r>
         <w:rPr>
@@ -3494,7 +4155,18 @@
           <w:szCs w:val="21"/>
           <w:lang w:eastAsia="en-IN"/>
         </w:rPr>
-        <w:t>.sqlserver.jdbc.SQLServerDriver"</w:t>
+        <w:t>.sqlserver.jdbc.SQLServerDriver</w:t>
+      </w:r>
+      <w:proofErr w:type="spellEnd"/>
+      <w:r>
+        <w:rPr>
+          <w:rFonts w:ascii="Consolas" w:eastAsia="Times New Roman" w:hAnsi="Consolas" w:cs="Times New Roman"/>
+          <w:color w:val="CE9178"/>
+          <w:sz w:val="21"/>
+          <w:szCs w:val="21"/>
+          <w:lang w:eastAsia="en-IN"/>
+        </w:rPr>
+        <w:t>"</w:t>
       </w:r>
     </w:p>
     <w:p>
@@ -3509,6 +4181,7 @@
           <w:lang w:eastAsia="en-IN"/>
         </w:rPr>
       </w:pPr>
+      <w:proofErr w:type="spellStart"/>
       <w:r>
         <w:rPr>
           <w:rFonts w:ascii="Consolas" w:eastAsia="Times New Roman" w:hAnsi="Consolas" w:cs="Times New Roman"/>
@@ -3520,6 +4193,7 @@
         <w:lastRenderedPageBreak/>
         <w:t>jdbc_url</w:t>
       </w:r>
+      <w:proofErr w:type="spellEnd"/>
       <w:r>
         <w:rPr>
           <w:rFonts w:ascii="Consolas" w:eastAsia="Times New Roman" w:hAnsi="Consolas" w:cs="Times New Roman"/>
@@ -3672,6 +4346,7 @@
         </w:rPr>
         <w:t xml:space="preserve">, </w:t>
       </w:r>
+      <w:proofErr w:type="spellStart"/>
       <w:r>
         <w:rPr>
           <w:rFonts w:ascii="Consolas" w:eastAsia="Times New Roman" w:hAnsi="Consolas" w:cs="Times New Roman"/>
@@ -3682,6 +4357,7 @@
         </w:rPr>
         <w:t>db_name</w:t>
       </w:r>
+      <w:proofErr w:type="spellEnd"/>
       <w:r>
         <w:rPr>
           <w:rFonts w:ascii="Consolas" w:eastAsia="Times New Roman" w:hAnsi="Consolas" w:cs="Times New Roman"/>
@@ -3750,7 +4426,21 @@
         <w:rPr>
           <w:rFonts w:cstheme="minorHAnsi"/>
         </w:rPr>
-        <w:t xml:space="preserve">Then we are providing auth_library_path to ensure </w:t>
+        <w:t xml:space="preserve">Then we are providing </w:t>
+      </w:r>
+      <w:proofErr w:type="spellStart"/>
+      <w:r>
+        <w:rPr>
+          <w:rFonts w:cstheme="minorHAnsi"/>
+        </w:rPr>
+        <w:t>auth_library_path</w:t>
+      </w:r>
+      <w:proofErr w:type="spellEnd"/>
+      <w:r>
+        <w:rPr>
+          <w:rFonts w:cstheme="minorHAnsi"/>
+        </w:rPr>
+        <w:t xml:space="preserve"> to ensure </w:t>
       </w:r>
       <w:r>
         <w:t xml:space="preserve">Ensures that </w:t>
@@ -3767,8 +4457,21 @@
     </w:p>
     <w:p>
       <w:r>
-        <w:t>And making sure that integratedSecurity=true; it will connect automatically instead of providing user and password in jdbc_url</w:t>
-      </w:r>
+        <w:t xml:space="preserve">And making sure that </w:t>
+      </w:r>
+      <w:proofErr w:type="spellStart"/>
+      <w:r>
+        <w:t>integratedSecurity</w:t>
+      </w:r>
+      <w:proofErr w:type="spellEnd"/>
+      <w:r>
+        <w:t xml:space="preserve">=true; it will connect automatically instead of providing user and password in </w:t>
+      </w:r>
+      <w:proofErr w:type="spellStart"/>
+      <w:r>
+        <w:t>jdbc_url</w:t>
+      </w:r>
+      <w:proofErr w:type="spellEnd"/>
     </w:p>
     <w:p/>
     <w:p/>
@@ -3784,6 +4487,7 @@
           <w:lang w:eastAsia="en-IN"/>
         </w:rPr>
       </w:pPr>
+      <w:proofErr w:type="spellStart"/>
       <w:r>
         <w:rPr>
           <w:rFonts w:ascii="Consolas" w:eastAsia="Times New Roman" w:hAnsi="Consolas" w:cs="Times New Roman"/>
@@ -3794,6 +4498,7 @@
         </w:rPr>
         <w:t>main_query</w:t>
       </w:r>
+      <w:proofErr w:type="spellEnd"/>
       <w:r>
         <w:rPr>
           <w:rFonts w:ascii="Consolas" w:eastAsia="Times New Roman" w:hAnsi="Consolas" w:cs="Times New Roman"/>
@@ -3854,6 +4559,7 @@
         </w:rPr>
         <w:t>{</w:t>
       </w:r>
+      <w:proofErr w:type="spellStart"/>
       <w:r>
         <w:rPr>
           <w:rFonts w:ascii="Consolas" w:eastAsia="Times New Roman" w:hAnsi="Consolas" w:cs="Times New Roman"/>
@@ -3864,6 +4570,7 @@
         </w:rPr>
         <w:t>table_name</w:t>
       </w:r>
+      <w:proofErr w:type="spellEnd"/>
       <w:r>
         <w:rPr>
           <w:rFonts w:ascii="Consolas" w:eastAsia="Times New Roman" w:hAnsi="Consolas" w:cs="Times New Roman"/>
@@ -3882,7 +4589,29 @@
           <w:szCs w:val="21"/>
           <w:lang w:eastAsia="en-IN"/>
         </w:rPr>
-        <w:t>) as my_table"</w:t>
+        <w:t xml:space="preserve">) as </w:t>
+      </w:r>
+      <w:proofErr w:type="spellStart"/>
+      <w:r>
+        <w:rPr>
+          <w:rFonts w:ascii="Consolas" w:eastAsia="Times New Roman" w:hAnsi="Consolas" w:cs="Times New Roman"/>
+          <w:color w:val="CE9178"/>
+          <w:sz w:val="21"/>
+          <w:szCs w:val="21"/>
+          <w:lang w:eastAsia="en-IN"/>
+        </w:rPr>
+        <w:t>my_table</w:t>
+      </w:r>
+      <w:proofErr w:type="spellEnd"/>
+      <w:r>
+        <w:rPr>
+          <w:rFonts w:ascii="Consolas" w:eastAsia="Times New Roman" w:hAnsi="Consolas" w:cs="Times New Roman"/>
+          <w:color w:val="CE9178"/>
+          <w:sz w:val="21"/>
+          <w:szCs w:val="21"/>
+          <w:lang w:eastAsia="en-IN"/>
+        </w:rPr>
+        <w:t>"</w:t>
       </w:r>
       <w:r>
         <w:rPr>
@@ -3915,7 +4644,29 @@
           <w:szCs w:val="21"/>
           <w:lang w:eastAsia="en-IN"/>
         </w:rPr>
-        <w:t>// we write sql queries and run</w:t>
+        <w:t xml:space="preserve">// we write </w:t>
+      </w:r>
+      <w:proofErr w:type="spellStart"/>
+      <w:r>
+        <w:rPr>
+          <w:rFonts w:ascii="Consolas" w:eastAsia="Times New Roman" w:hAnsi="Consolas" w:cs="Times New Roman"/>
+          <w:color w:val="6A9955"/>
+          <w:sz w:val="21"/>
+          <w:szCs w:val="21"/>
+          <w:lang w:eastAsia="en-IN"/>
+        </w:rPr>
+        <w:t>sql</w:t>
+      </w:r>
+      <w:proofErr w:type="spellEnd"/>
+      <w:r>
+        <w:rPr>
+          <w:rFonts w:ascii="Consolas" w:eastAsia="Times New Roman" w:hAnsi="Consolas" w:cs="Times New Roman"/>
+          <w:color w:val="6A9955"/>
+          <w:sz w:val="21"/>
+          <w:szCs w:val="21"/>
+          <w:lang w:eastAsia="en-IN"/>
+        </w:rPr>
+        <w:t xml:space="preserve"> queries and run</w:t>
       </w:r>
     </w:p>
     <w:p>
@@ -3970,6 +4721,7 @@
         </w:rPr>
         <w:t xml:space="preserve"> </w:t>
       </w:r>
+      <w:proofErr w:type="spellStart"/>
       <w:proofErr w:type="gramStart"/>
       <w:r>
         <w:rPr>
@@ -3991,6 +4743,7 @@
         </w:rPr>
         <w:t>.read</w:t>
       </w:r>
+      <w:proofErr w:type="spellEnd"/>
       <w:proofErr w:type="gramEnd"/>
       <w:r>
         <w:rPr>
@@ -4055,7 +4808,29 @@
           <w:szCs w:val="21"/>
           <w:lang w:eastAsia="en-IN"/>
         </w:rPr>
-        <w:t>"jdbc"</w:t>
+        <w:t>"</w:t>
+      </w:r>
+      <w:proofErr w:type="spellStart"/>
+      <w:r>
+        <w:rPr>
+          <w:rFonts w:ascii="Consolas" w:eastAsia="Times New Roman" w:hAnsi="Consolas" w:cs="Times New Roman"/>
+          <w:color w:val="CE9178"/>
+          <w:sz w:val="21"/>
+          <w:szCs w:val="21"/>
+          <w:lang w:eastAsia="en-IN"/>
+        </w:rPr>
+        <w:t>jdbc</w:t>
+      </w:r>
+      <w:proofErr w:type="spellEnd"/>
+      <w:r>
+        <w:rPr>
+          <w:rFonts w:ascii="Consolas" w:eastAsia="Times New Roman" w:hAnsi="Consolas" w:cs="Times New Roman"/>
+          <w:color w:val="CE9178"/>
+          <w:sz w:val="21"/>
+          <w:szCs w:val="21"/>
+          <w:lang w:eastAsia="en-IN"/>
+        </w:rPr>
+        <w:t>"</w:t>
       </w:r>
       <w:r>
         <w:rPr>
@@ -4120,7 +4895,29 @@
           <w:szCs w:val="21"/>
           <w:lang w:eastAsia="en-IN"/>
         </w:rPr>
-        <w:t>"url"</w:t>
+        <w:t>"</w:t>
+      </w:r>
+      <w:proofErr w:type="spellStart"/>
+      <w:r>
+        <w:rPr>
+          <w:rFonts w:ascii="Consolas" w:eastAsia="Times New Roman" w:hAnsi="Consolas" w:cs="Times New Roman"/>
+          <w:color w:val="CE9178"/>
+          <w:sz w:val="21"/>
+          <w:szCs w:val="21"/>
+          <w:lang w:eastAsia="en-IN"/>
+        </w:rPr>
+        <w:t>url</w:t>
+      </w:r>
+      <w:proofErr w:type="spellEnd"/>
+      <w:r>
+        <w:rPr>
+          <w:rFonts w:ascii="Consolas" w:eastAsia="Times New Roman" w:hAnsi="Consolas" w:cs="Times New Roman"/>
+          <w:color w:val="CE9178"/>
+          <w:sz w:val="21"/>
+          <w:szCs w:val="21"/>
+          <w:lang w:eastAsia="en-IN"/>
+        </w:rPr>
+        <w:t>"</w:t>
       </w:r>
       <w:r>
         <w:rPr>
@@ -4132,6 +4929,7 @@
         </w:rPr>
         <w:t>,</w:t>
       </w:r>
+      <w:proofErr w:type="spellStart"/>
       <w:r>
         <w:rPr>
           <w:rFonts w:ascii="Consolas" w:eastAsia="Times New Roman" w:hAnsi="Consolas" w:cs="Times New Roman"/>
@@ -4142,6 +4940,7 @@
         </w:rPr>
         <w:t>jdbc_url</w:t>
       </w:r>
+      <w:proofErr w:type="spellEnd"/>
       <w:r>
         <w:rPr>
           <w:rFonts w:ascii="Consolas" w:eastAsia="Times New Roman" w:hAnsi="Consolas" w:cs="Times New Roman"/>
@@ -4290,7 +5089,29 @@
           <w:szCs w:val="21"/>
           <w:lang w:eastAsia="en-IN"/>
         </w:rPr>
-        <w:t>"dbtable"</w:t>
+        <w:t>"</w:t>
+      </w:r>
+      <w:proofErr w:type="spellStart"/>
+      <w:r>
+        <w:rPr>
+          <w:rFonts w:ascii="Consolas" w:eastAsia="Times New Roman" w:hAnsi="Consolas" w:cs="Times New Roman"/>
+          <w:color w:val="CE9178"/>
+          <w:sz w:val="21"/>
+          <w:szCs w:val="21"/>
+          <w:lang w:eastAsia="en-IN"/>
+        </w:rPr>
+        <w:t>dbtable</w:t>
+      </w:r>
+      <w:proofErr w:type="spellEnd"/>
+      <w:r>
+        <w:rPr>
+          <w:rFonts w:ascii="Consolas" w:eastAsia="Times New Roman" w:hAnsi="Consolas" w:cs="Times New Roman"/>
+          <w:color w:val="CE9178"/>
+          <w:sz w:val="21"/>
+          <w:szCs w:val="21"/>
+          <w:lang w:eastAsia="en-IN"/>
+        </w:rPr>
+        <w:t>"</w:t>
       </w:r>
       <w:r>
         <w:rPr>
@@ -4302,6 +5123,7 @@
         </w:rPr>
         <w:t xml:space="preserve">, </w:t>
       </w:r>
+      <w:proofErr w:type="spellStart"/>
       <w:r>
         <w:rPr>
           <w:rFonts w:ascii="Consolas" w:eastAsia="Times New Roman" w:hAnsi="Consolas" w:cs="Times New Roman"/>
@@ -4312,6 +5134,7 @@
         </w:rPr>
         <w:t>main_query</w:t>
       </w:r>
+      <w:proofErr w:type="spellEnd"/>
       <w:r>
         <w:rPr>
           <w:rFonts w:ascii="Consolas" w:eastAsia="Times New Roman" w:hAnsi="Consolas" w:cs="Times New Roman"/>
@@ -4426,6 +5249,7 @@
           <w:lang w:eastAsia="en-IN"/>
         </w:rPr>
       </w:pPr>
+      <w:proofErr w:type="spellStart"/>
       <w:proofErr w:type="gramStart"/>
       <w:r>
         <w:rPr>
@@ -4447,6 +5271,7 @@
         </w:rPr>
         <w:t>.show</w:t>
       </w:r>
+      <w:proofErr w:type="spellEnd"/>
       <w:proofErr w:type="gramEnd"/>
       <w:r>
         <w:rPr>
@@ -4482,6 +5307,7 @@
         </w:rPr>
         <w:t xml:space="preserve">  </w:t>
       </w:r>
+      <w:proofErr w:type="spellStart"/>
       <w:r>
         <w:rPr>
           <w:rFonts w:eastAsia="Times New Roman" w:cstheme="minorHAnsi"/>
@@ -4501,6 +5327,7 @@
         </w:rPr>
         <w:t>.read</w:t>
       </w:r>
+      <w:proofErr w:type="spellEnd"/>
       <w:r>
         <w:rPr>
           <w:rFonts w:eastAsia="Times New Roman" w:cstheme="minorHAnsi"/>
@@ -4557,7 +5384,27 @@
           <w:bCs/>
           <w:lang w:eastAsia="en-IN"/>
         </w:rPr>
-        <w:t>format("jdbc")</w:t>
+        <w:t>format("</w:t>
+      </w:r>
+      <w:proofErr w:type="spellStart"/>
+      <w:r>
+        <w:rPr>
+          <w:rFonts w:eastAsia="Times New Roman" w:cstheme="minorHAnsi"/>
+          <w:b/>
+          <w:bCs/>
+          <w:lang w:eastAsia="en-IN"/>
+        </w:rPr>
+        <w:t>jdbc</w:t>
+      </w:r>
+      <w:proofErr w:type="spellEnd"/>
+      <w:r>
+        <w:rPr>
+          <w:rFonts w:eastAsia="Times New Roman" w:cstheme="minorHAnsi"/>
+          <w:b/>
+          <w:bCs/>
+          <w:lang w:eastAsia="en-IN"/>
+        </w:rPr>
+        <w:t>")</w:t>
       </w:r>
       <w:r>
         <w:rPr>
@@ -4608,6 +5455,7 @@
         </w:rPr>
         <w:t>"</w:t>
       </w:r>
+      <w:proofErr w:type="spellStart"/>
       <w:proofErr w:type="gramEnd"/>
       <w:r>
         <w:rPr>
@@ -4616,7 +5464,17 @@
           <w:bCs/>
           <w:lang w:eastAsia="en-IN"/>
         </w:rPr>
-        <w:t>url"</w:t>
+        <w:t>url</w:t>
+      </w:r>
+      <w:proofErr w:type="spellEnd"/>
+      <w:r>
+        <w:rPr>
+          <w:rFonts w:eastAsia="Times New Roman" w:cstheme="minorHAnsi"/>
+          <w:b/>
+          <w:bCs/>
+          <w:lang w:eastAsia="en-IN"/>
+        </w:rPr>
+        <w:t>"</w:t>
       </w:r>
       <w:r>
         <w:rPr>
@@ -4657,6 +5515,7 @@
         </w:rPr>
         <w:t xml:space="preserve">  </w:t>
       </w:r>
+      <w:proofErr w:type="spellStart"/>
       <w:r>
         <w:rPr>
           <w:rFonts w:eastAsia="Times New Roman" w:cstheme="minorHAnsi"/>
@@ -4676,6 +5535,7 @@
         </w:rPr>
         <w:t>_url</w:t>
       </w:r>
+      <w:proofErr w:type="spellEnd"/>
       <w:r>
         <w:rPr>
           <w:rFonts w:eastAsia="Times New Roman" w:cstheme="minorHAnsi"/>
@@ -4833,6 +5693,7 @@
         </w:rPr>
         <w:t>"</w:t>
       </w:r>
+      <w:proofErr w:type="spellStart"/>
       <w:proofErr w:type="gramEnd"/>
       <w:r>
         <w:rPr>
@@ -4841,7 +5702,17 @@
           <w:bCs/>
           <w:lang w:eastAsia="en-IN"/>
         </w:rPr>
-        <w:t>dbtable"</w:t>
+        <w:t>dbtable</w:t>
+      </w:r>
+      <w:proofErr w:type="spellEnd"/>
+      <w:r>
+        <w:rPr>
+          <w:rFonts w:eastAsia="Times New Roman" w:cstheme="minorHAnsi"/>
+          <w:b/>
+          <w:bCs/>
+          <w:lang w:eastAsia="en-IN"/>
+        </w:rPr>
+        <w:t>"</w:t>
       </w:r>
       <w:r>
         <w:rPr>
@@ -4882,6 +5753,7 @@
         </w:rPr>
         <w:t xml:space="preserve">  </w:t>
       </w:r>
+      <w:proofErr w:type="spellStart"/>
       <w:r>
         <w:rPr>
           <w:rFonts w:eastAsia="Times New Roman" w:cstheme="minorHAnsi"/>
@@ -4901,12 +5773,45 @@
         </w:rPr>
         <w:t>_query</w:t>
       </w:r>
-      <w:r>
-        <w:rPr>
-          <w:rFonts w:eastAsia="Times New Roman" w:cstheme="minorHAnsi"/>
-          <w:lang w:eastAsia="en-IN"/>
-        </w:rPr>
-        <w:t>: This contains the SQL query ("(SELECT * FROM {table_name}) as my_table").</w:t>
+      <w:proofErr w:type="spellEnd"/>
+      <w:r>
+        <w:rPr>
+          <w:rFonts w:eastAsia="Times New Roman" w:cstheme="minorHAnsi"/>
+          <w:lang w:eastAsia="en-IN"/>
+        </w:rPr>
+        <w:t>: This contains the SQL query ("(SELECT * FROM {</w:t>
+      </w:r>
+      <w:proofErr w:type="spellStart"/>
+      <w:r>
+        <w:rPr>
+          <w:rFonts w:eastAsia="Times New Roman" w:cstheme="minorHAnsi"/>
+          <w:lang w:eastAsia="en-IN"/>
+        </w:rPr>
+        <w:t>table_name</w:t>
+      </w:r>
+      <w:proofErr w:type="spellEnd"/>
+      <w:r>
+        <w:rPr>
+          <w:rFonts w:eastAsia="Times New Roman" w:cstheme="minorHAnsi"/>
+          <w:lang w:eastAsia="en-IN"/>
+        </w:rPr>
+        <w:t xml:space="preserve">}) as </w:t>
+      </w:r>
+      <w:proofErr w:type="spellStart"/>
+      <w:r>
+        <w:rPr>
+          <w:rFonts w:eastAsia="Times New Roman" w:cstheme="minorHAnsi"/>
+          <w:lang w:eastAsia="en-IN"/>
+        </w:rPr>
+        <w:t>my_table</w:t>
+      </w:r>
+      <w:proofErr w:type="spellEnd"/>
+      <w:r>
+        <w:rPr>
+          <w:rFonts w:eastAsia="Times New Roman" w:cstheme="minorHAnsi"/>
+          <w:lang w:eastAsia="en-IN"/>
+        </w:rPr>
+        <w:t>").</w:t>
       </w:r>
     </w:p>
     <w:p>
@@ -4942,8 +5847,39 @@
           <w:bCs/>
           <w:lang w:eastAsia="en-IN"/>
         </w:rPr>
-        <w:t xml:space="preserve"> the data into a PySpark DataFrame</w:t>
-      </w:r>
+        <w:t xml:space="preserve"> the data into a </w:t>
+      </w:r>
+      <w:proofErr w:type="spellStart"/>
+      <w:r>
+        <w:rPr>
+          <w:rFonts w:eastAsia="Times New Roman" w:cstheme="minorHAnsi"/>
+          <w:b/>
+          <w:bCs/>
+          <w:lang w:eastAsia="en-IN"/>
+        </w:rPr>
+        <w:t>PySpark</w:t>
+      </w:r>
+      <w:proofErr w:type="spellEnd"/>
+      <w:r>
+        <w:rPr>
+          <w:rFonts w:eastAsia="Times New Roman" w:cstheme="minorHAnsi"/>
+          <w:b/>
+          <w:bCs/>
+          <w:lang w:eastAsia="en-IN"/>
+        </w:rPr>
+        <w:t xml:space="preserve"> </w:t>
+      </w:r>
+      <w:proofErr w:type="spellStart"/>
+      <w:r>
+        <w:rPr>
+          <w:rFonts w:eastAsia="Times New Roman" w:cstheme="minorHAnsi"/>
+          <w:b/>
+          <w:bCs/>
+          <w:lang w:eastAsia="en-IN"/>
+        </w:rPr>
+        <w:t>DataFrame</w:t>
+      </w:r>
+      <w:proofErr w:type="spellEnd"/>
       <w:r>
         <w:rPr>
           <w:rFonts w:eastAsia="Times New Roman" w:cstheme="minorHAnsi"/>
@@ -5118,6 +6054,7 @@
         </w:rPr>
         <w:t xml:space="preserve">Allows setting Hadoop-specific configurations. Replace * with the desired property (e.g., </w:t>
       </w:r>
+      <w:proofErr w:type="spellStart"/>
       <w:proofErr w:type="gramStart"/>
       <w:r>
         <w:rPr>
@@ -5125,6 +6062,7 @@
         </w:rPr>
         <w:t>fs.defaultFS</w:t>
       </w:r>
+      <w:proofErr w:type="spellEnd"/>
       <w:proofErr w:type="gramEnd"/>
       <w:r>
         <w:rPr>
@@ -5182,6 +6120,7 @@
           <w:lang w:eastAsia="en-IN"/>
         </w:rPr>
       </w:pPr>
+      <w:proofErr w:type="spellStart"/>
       <w:proofErr w:type="gramStart"/>
       <w:r>
         <w:rPr>
@@ -5195,6 +6134,7 @@
         </w:rPr>
         <w:t>spark.eventLog.enabled</w:t>
       </w:r>
+      <w:proofErr w:type="spellEnd"/>
       <w:proofErr w:type="gramEnd"/>
     </w:p>
     <w:p>
@@ -5334,7 +6274,21 @@
         <w:rPr>
           <w:lang w:eastAsia="en-IN"/>
         </w:rPr>
-        <w:t>"spark.eventLog.dir", "file:///tmp/spark-logs")</w:t>
+        <w:t>"</w:t>
+      </w:r>
+      <w:proofErr w:type="spellStart"/>
+      <w:r>
+        <w:rPr>
+          <w:lang w:eastAsia="en-IN"/>
+        </w:rPr>
+        <w:t>spark.eventLog.dir</w:t>
+      </w:r>
+      <w:proofErr w:type="spellEnd"/>
+      <w:r>
+        <w:rPr>
+          <w:lang w:eastAsia="en-IN"/>
+        </w:rPr>
+        <w:t>", "file:///tmp/spark-logs")</w:t>
       </w:r>
     </w:p>
     <w:p>
@@ -5366,6 +6320,7 @@
           <w:lang w:eastAsia="en-IN"/>
         </w:rPr>
       </w:pPr>
+      <w:proofErr w:type="spellStart"/>
       <w:proofErr w:type="gramStart"/>
       <w:r>
         <w:rPr>
@@ -5392,6 +6347,7 @@
         </w:rPr>
         <w:t>.enabled</w:t>
       </w:r>
+      <w:proofErr w:type="spellEnd"/>
     </w:p>
     <w:p>
       <w:pPr>
@@ -5512,6 +6468,7 @@
           <w:lang w:eastAsia="en-IN"/>
         </w:rPr>
       </w:pPr>
+      <w:proofErr w:type="spellStart"/>
       <w:proofErr w:type="gramStart"/>
       <w:r>
         <w:rPr>
@@ -5525,6 +6482,7 @@
         </w:rPr>
         <w:t>spark.sql.autoBroadcastJoinThreshold</w:t>
       </w:r>
+      <w:proofErr w:type="spellEnd"/>
       <w:proofErr w:type="gramEnd"/>
     </w:p>
     <w:p>
@@ -5634,6 +6592,7 @@
           <w:szCs w:val="32"/>
         </w:rPr>
       </w:pPr>
+      <w:proofErr w:type="spellStart"/>
       <w:proofErr w:type="gramStart"/>
       <w:r>
         <w:rPr>
@@ -5659,6 +6618,7 @@
         </w:rPr>
         <w:t>.partitions</w:t>
       </w:r>
+      <w:proofErr w:type="spellEnd"/>
     </w:p>
     <w:p>
       <w:pPr>
@@ -5883,7 +6843,21 @@
         <w:rPr>
           <w:rFonts w:cstheme="minorHAnsi"/>
         </w:rPr>
-        <w:t>Writing Datframe Configurations</w:t>
+        <w:t xml:space="preserve">Writing </w:t>
+      </w:r>
+      <w:proofErr w:type="spellStart"/>
+      <w:r>
+        <w:rPr>
+          <w:rFonts w:cstheme="minorHAnsi"/>
+        </w:rPr>
+        <w:t>Datframe</w:t>
+      </w:r>
+      <w:proofErr w:type="spellEnd"/>
+      <w:r>
+        <w:rPr>
+          <w:rFonts w:cstheme="minorHAnsi"/>
+        </w:rPr>
+        <w:t xml:space="preserve"> Configurations</w:t>
       </w:r>
     </w:p>
     <w:p>
@@ -5947,6 +6921,20 @@
           <w:rFonts w:cstheme="minorHAnsi"/>
         </w:rPr>
       </w:pPr>
+      <w:proofErr w:type="gramStart"/>
+      <w:r>
+        <w:rPr>
+          <w:rFonts w:cstheme="minorHAnsi"/>
+        </w:rPr>
+        <w:t>Print(</w:t>
+      </w:r>
+      <w:proofErr w:type="gramEnd"/>
+      <w:r>
+        <w:rPr>
+          <w:rFonts w:cstheme="minorHAnsi"/>
+        </w:rPr>
+        <w:t>“Hello World”);</w:t>
+      </w:r>
     </w:p>
     <w:sectPr>
       <w:pgSz w:w="11906" w:h="16838"/>
